--- a/docs/guides/PHERALD.docx
+++ b/docs/guides/PHERALD.docx
@@ -10,7 +10,7 @@
         <w:t xml:space="preserve">Herald</w:t>
       </w:r>
     </w:p>
-    <w:bookmarkStart w:id="22" w:name="herald--pherald-flavor-guide-operator"/>
+    <w:bookmarkStart w:id="23" w:name="herald--pherald-flavor-guide-operator"/>
     <w:p>
       <w:pPr>
         <w:pStyle w:val="Heading1"/>
@@ -90,7 +90,7 @@
               <w:pStyle w:val="Compact"/>
             </w:pPr>
             <w:r>
-              <w:t xml:space="preserve">1</w:t>
+              <w:t xml:space="preserve">2</w:t>
             </w:r>
           </w:p>
         </w:tc>
@@ -138,7 +138,7 @@
               <w:pStyle w:val="Compact"/>
             </w:pPr>
             <w:r>
-              <w:t xml:space="preserve">2026-05-30</w:t>
+              <w:t xml:space="preserve">2026-05-31</w:t>
             </w:r>
           </w:p>
         </w:tc>
@@ -186,7 +186,58 @@
               <w:pStyle w:val="Compact"/>
             </w:pPr>
             <w:r>
-              <w:t xml:space="preserve">Nano-detail operator reference for</w:t>
+              <w:t xml:space="preserve">r2: documented in §5 (</w:t>
+            </w:r>
+            <w:r>
+              <w:rPr>
+                <w:rStyle w:val="VerbatimChar"/>
+              </w:rPr>
+              <w:t xml:space="preserve">listen</w:t>
+            </w:r>
+            <w:r>
+              <w:t xml:space="preserve">) that subscribers speak plain natural language — no command syntax — and the three-tier intent-resolution discipline (command-recognition fast-path → Claude Code intent inference →</w:t>
+            </w:r>
+            <w:r>
+              <w:t xml:space="preserve"> </w:t>
+            </w:r>
+            <w:r>
+              <w:rPr>
+                <w:rStyle w:val="VerbatimChar"/>
+              </w:rPr>
+              <w:t xml:space="preserve">clarify</w:t>
+            </w:r>
+            <w:r>
+              <w:t xml:space="preserve"> </w:t>
+            </w:r>
+            <w:r>
+              <w:t xml:space="preserve">reply-tag-and-ask fallback) per the contract</w:t>
+            </w:r>
+            <w:r>
+              <w:t xml:space="preserve"> </w:t>
+            </w:r>
+            <w:r>
+              <w:rPr>
+                <w:rStyle w:val="VerbatimChar"/>
+              </w:rPr>
+              <w:t xml:space="preserve">docs/design/INTENT_RECOGNITION.md</w:t>
+            </w:r>
+            <w:r>
+              <w:t xml:space="preserve">, with an explicit live-vs-contract note (Tier-2 dispatch is LIVE; Tier-1 recognizer + Tier-3</w:t>
+            </w:r>
+            <w:r>
+              <w:t xml:space="preserve"> </w:t>
+            </w:r>
+            <w:r>
+              <w:rPr>
+                <w:rStyle w:val="VerbatimChar"/>
+              </w:rPr>
+              <w:t xml:space="preserve">clarify</w:t>
+            </w:r>
+            <w:r>
+              <w:t xml:space="preserve"> </w:t>
+            </w:r>
+            <w:r>
+              <w:t xml:space="preserve">are the contract being implemented). Prior r1: nano-detail operator reference for</w:t>
             </w:r>
             <w:r>
               <w:t xml:space="preserve"> </w:t>
@@ -2861,7 +2912,7 @@
       </w:r>
     </w:p>
     <w:bookmarkEnd w:id="13"/>
-    <w:bookmarkStart w:id="14" w:name="X4b0e4bcbc2bfed490ed4e0fea534cc938887b3f"/>
+    <w:bookmarkStart w:id="15" w:name="X4b0e4bcbc2bfed490ed4e0fea534cc938887b3f"/>
     <w:p>
       <w:pPr>
         <w:pStyle w:val="Heading2"/>
@@ -3019,6 +3070,244 @@
     <w:p>
       <w:pPr>
         <w:pStyle w:val="BodyText"/>
+      </w:pPr>
+      <w:r>
+        <w:rPr>
+          <w:b/>
+          <w:bCs/>
+        </w:rPr>
+        <w:t xml:space="preserve">Subscribers speak plain natural language — no command syntax.</w:t>
+      </w:r>
+      <w:r>
+        <w:t xml:space="preserve"> </w:t>
+      </w:r>
+      <w:r>
+        <w:t xml:space="preserve">Subscribers writing to the bot do NOT need to know any command syntax: there is no</w:t>
+      </w:r>
+      <w:r>
+        <w:t xml:space="preserve"> </w:t>
+      </w:r>
+      <w:r>
+        <w:rPr>
+          <w:rStyle w:val="VerbatimChar"/>
+        </w:rPr>
+        <w:t xml:space="preserve">COMMAND:</w:t>
+      </w:r>
+      <w:r>
+        <w:t xml:space="preserve"> </w:t>
+      </w:r>
+      <w:r>
+        <w:t xml:space="preserve">prefix and no fixed grammar. They send a clear message in their own words and the System determines the intent. Intent resolution is the three-tier discipline defined in the contract</w:t>
+      </w:r>
+      <w:r>
+        <w:t xml:space="preserve"> </w:t>
+      </w:r>
+      <w:hyperlink r:id="rId14">
+        <w:r>
+          <w:rPr>
+            <w:rStyle w:val="VerbatimChar"/>
+          </w:rPr>
+          <w:t xml:space="preserve">docs/design/INTENT_RECOGNITION.md</w:t>
+        </w:r>
+      </w:hyperlink>
+      <w:r>
+        <w:t xml:space="preserve">: (1) a deterministic command-recognition fast-path for clear imperatives; (2) Claude Code intent inference (the LLM-driven dispatch this</w:t>
+      </w:r>
+      <w:r>
+        <w:t xml:space="preserve"> </w:t>
+      </w:r>
+      <w:r>
+        <w:rPr>
+          <w:rStyle w:val="VerbatimChar"/>
+        </w:rPr>
+        <w:t xml:space="preserve">listen</w:t>
+      </w:r>
+      <w:r>
+        <w:t xml:space="preserve"> </w:t>
+      </w:r>
+      <w:r>
+        <w:t xml:space="preserve">loop already runs) when no command matches; (3) a</w:t>
+      </w:r>
+      <w:r>
+        <w:t xml:space="preserve"> </w:t>
+      </w:r>
+      <w:r>
+        <w:rPr>
+          <w:rStyle w:val="VerbatimChar"/>
+        </w:rPr>
+        <w:t xml:space="preserve">clarify</w:t>
+      </w:r>
+      <w:r>
+        <w:t xml:space="preserve"> </w:t>
+      </w:r>
+      <w:r>
+        <w:t xml:space="preserve">fallback — when the intent cannot be determined, the System replies to the original message, @-tags the sender, and asks a precise clarifying question naming the candidate intents (never guessing an action, never silently dropping a message). The recognized command set (close/assign/status-change →</w:t>
+      </w:r>
+      <w:r>
+        <w:t xml:space="preserve"> </w:t>
+      </w:r>
+      <w:r>
+        <w:rPr>
+          <w:rStyle w:val="VerbatimChar"/>
+        </w:rPr>
+        <w:t xml:space="preserve">item.update</w:t>
+      </w:r>
+      <w:r>
+        <w:t xml:space="preserve">, "open a bug/task: …" →</w:t>
+      </w:r>
+      <w:r>
+        <w:t xml:space="preserve"> </w:t>
+      </w:r>
+      <w:r>
+        <w:rPr>
+          <w:rStyle w:val="VerbatimChar"/>
+        </w:rPr>
+        <w:t xml:space="preserve">issue.open</w:t>
+      </w:r>
+      <w:r>
+        <w:t xml:space="preserve">, "investigate ATM-N" →</w:t>
+      </w:r>
+      <w:r>
+        <w:t xml:space="preserve"> </w:t>
+      </w:r>
+      <w:r>
+        <w:rPr>
+          <w:rStyle w:val="VerbatimChar"/>
+        </w:rPr>
+        <w:t xml:space="preserve">investigation.start</w:t>
+      </w:r>
+      <w:r>
+        <w:t xml:space="preserve">, questions →</w:t>
+      </w:r>
+      <w:r>
+        <w:t xml:space="preserve"> </w:t>
+      </w:r>
+      <w:r>
+        <w:rPr>
+          <w:rStyle w:val="VerbatimChar"/>
+        </w:rPr>
+        <w:t xml:space="preserve">reply</w:t>
+      </w:r>
+      <w:r>
+        <w:t xml:space="preserve">) and the</w:t>
+      </w:r>
+      <w:r>
+        <w:t xml:space="preserve"> </w:t>
+      </w:r>
+      <w:r>
+        <w:rPr>
+          <w:rStyle w:val="VerbatimChar"/>
+        </w:rPr>
+        <w:t xml:space="preserve">clarify</w:t>
+      </w:r>
+      <w:r>
+        <w:t xml:space="preserve"> </w:t>
+      </w:r>
+      <w:r>
+        <w:t xml:space="preserve">action are specified in that contract; see also</w:t>
+      </w:r>
+      <w:r>
+        <w:t xml:space="preserve"> </w:t>
+      </w:r>
+      <w:r>
+        <w:rPr>
+          <w:rStyle w:val="VerbatimChar"/>
+        </w:rPr>
+        <w:t xml:space="preserve">docs/guides/MESSENGER_CHANNELS.md</w:t>
+      </w:r>
+      <w:r>
+        <w:t xml:space="preserve"> </w:t>
+      </w:r>
+      <w:r>
+        <w:t xml:space="preserve">§6B.</w:t>
+      </w:r>
+    </w:p>
+    <w:p>
+      <w:pPr>
+        <w:pStyle w:val="BlockText"/>
+      </w:pPr>
+      <w:r>
+        <w:t xml:space="preserve">The Tier-2 Claude Code dispatch +</w:t>
+      </w:r>
+      <w:r>
+        <w:t xml:space="preserve"> </w:t>
+      </w:r>
+      <w:r>
+        <w:rPr>
+          <w:rStyle w:val="VerbatimChar"/>
+        </w:rPr>
+        <w:t xml:space="preserve">&lt;&lt;&lt;HERALD-REPLY&gt;&gt;&gt;</w:t>
+      </w:r>
+      <w:r>
+        <w:t xml:space="preserve"> </w:t>
+      </w:r>
+      <w:r>
+        <w:t xml:space="preserve">action routing described here are LIVE in this</w:t>
+      </w:r>
+      <w:r>
+        <w:t xml:space="preserve"> </w:t>
+      </w:r>
+      <w:r>
+        <w:rPr>
+          <w:rStyle w:val="VerbatimChar"/>
+        </w:rPr>
+        <w:t xml:space="preserve">listen</w:t>
+      </w:r>
+      <w:r>
+        <w:t xml:space="preserve"> </w:t>
+      </w:r>
+      <w:r>
+        <w:t xml:space="preserve">loop today; the deterministic Tier-1</w:t>
+      </w:r>
+      <w:r>
+        <w:t xml:space="preserve"> </w:t>
+      </w:r>
+      <w:r>
+        <w:rPr>
+          <w:rStyle w:val="VerbatimChar"/>
+        </w:rPr>
+        <w:t xml:space="preserve">CommandRecognizer</w:t>
+      </w:r>
+      <w:r>
+        <w:t xml:space="preserve"> </w:t>
+      </w:r>
+      <w:r>
+        <w:t xml:space="preserve">and the Tier-3</w:t>
+      </w:r>
+      <w:r>
+        <w:t xml:space="preserve"> </w:t>
+      </w:r>
+      <w:r>
+        <w:rPr>
+          <w:rStyle w:val="VerbatimChar"/>
+        </w:rPr>
+        <w:t xml:space="preserve">clarify</w:t>
+      </w:r>
+      <w:r>
+        <w:t xml:space="preserve"> </w:t>
+      </w:r>
+      <w:r>
+        <w:t xml:space="preserve">action are the contract Herald is implementing —</w:t>
+      </w:r>
+      <w:r>
+        <w:t xml:space="preserve"> </w:t>
+      </w:r>
+      <w:r>
+        <w:rPr>
+          <w:rStyle w:val="VerbatimChar"/>
+        </w:rPr>
+        <w:t xml:space="preserve">docs/design/INTENT_RECOGNITION.md</w:t>
+      </w:r>
+      <w:r>
+        <w:t xml:space="preserve"> </w:t>
+      </w:r>
+      <w:r>
+        <w:t xml:space="preserve">is the authoritative spec, not a claim that the fast-path is already wired into the binary.</w:t>
+      </w:r>
+    </w:p>
+    <w:p>
+      <w:pPr>
+        <w:pStyle w:val="FirstParagraph"/>
       </w:pPr>
       <w:r>
         <w:rPr>
@@ -3777,8 +4066,8 @@
         <w:t xml:space="preserve">.</w:t>
       </w:r>
     </w:p>
-    <w:bookmarkEnd w:id="14"/>
-    <w:bookmarkStart w:id="15" w:name="X03a47cd926f8aef8c154e502b75da6f8750174b"/>
+    <w:bookmarkEnd w:id="15"/>
+    <w:bookmarkStart w:id="16" w:name="X03a47cd926f8aef8c154e502b75da6f8750174b"/>
     <w:p>
       <w:pPr>
         <w:pStyle w:val="Heading2"/>
@@ -4324,8 +4613,8 @@
         <w:t xml:space="preserve">.</w:t>
       </w:r>
     </w:p>
-    <w:bookmarkEnd w:id="15"/>
-    <w:bookmarkStart w:id="16" w:name="X4fa91a068e5905982560e0576a98810108c0485"/>
+    <w:bookmarkEnd w:id="16"/>
+    <w:bookmarkStart w:id="17" w:name="X4fa91a068e5905982560e0576a98810108c0485"/>
     <w:p>
       <w:pPr>
         <w:pStyle w:val="Heading2"/>
@@ -4694,8 +4983,8 @@
         <w:t xml:space="preserve">exist as subcommands but return a not-yet-implemented message — do not script against them yet.</w:t>
       </w:r>
     </w:p>
-    <w:bookmarkEnd w:id="16"/>
-    <w:bookmarkStart w:id="17" w:name="X22313e228cb29d77a14272094d355b3deed5dd3"/>
+    <w:bookmarkEnd w:id="17"/>
+    <w:bookmarkStart w:id="18" w:name="X22313e228cb29d77a14272094d355b3deed5dd3"/>
     <w:p>
       <w:pPr>
         <w:pStyle w:val="Heading2"/>
@@ -5347,8 +5636,8 @@
         <w:t xml:space="preserve">.</w:t>
       </w:r>
     </w:p>
-    <w:bookmarkEnd w:id="17"/>
-    <w:bookmarkStart w:id="18" w:name="X40d44a3e35383fd73b146fd60a5237d14aff7f7"/>
+    <w:bookmarkEnd w:id="18"/>
+    <w:bookmarkStart w:id="19" w:name="X40d44a3e35383fd73b146fd60a5237d14aff7f7"/>
     <w:p>
       <w:pPr>
         <w:pStyle w:val="Heading2"/>
@@ -5751,8 +6040,8 @@
         <w:t xml:space="preserve">for each one's flag surface.</w:t>
       </w:r>
     </w:p>
-    <w:bookmarkEnd w:id="18"/>
-    <w:bookmarkStart w:id="19" w:name="X10544dafcd9cc405d6251a9d31aeb257815d629"/>
+    <w:bookmarkEnd w:id="19"/>
+    <w:bookmarkStart w:id="20" w:name="X10544dafcd9cc405d6251a9d31aeb257815d629"/>
     <w:p>
       <w:pPr>
         <w:pStyle w:val="Heading2"/>
@@ -6394,8 +6683,8 @@
         <w:t xml:space="preserve">is fallback only.</w:t>
       </w:r>
     </w:p>
-    <w:bookmarkEnd w:id="19"/>
-    <w:bookmarkStart w:id="20" w:name="X726793783ba4ae7f9802481ba226d33bdbc715c"/>
+    <w:bookmarkEnd w:id="20"/>
+    <w:bookmarkStart w:id="21" w:name="X726793783ba4ae7f9802481ba226d33bdbc715c"/>
     <w:p>
       <w:pPr>
         <w:pStyle w:val="Heading2"/>
@@ -6701,8 +6990,8 @@
         <w:t xml:space="preserve">.</w:t>
       </w:r>
     </w:p>
-    <w:bookmarkEnd w:id="20"/>
-    <w:bookmarkStart w:id="21" w:name="sources-verified"/>
+    <w:bookmarkEnd w:id="21"/>
+    <w:bookmarkStart w:id="22" w:name="sources-verified"/>
     <w:p>
       <w:pPr>
         <w:pStyle w:val="Heading2"/>
@@ -6876,8 +7165,8 @@
         <w:t xml:space="preserve">landing).</w:t>
       </w:r>
     </w:p>
-    <w:bookmarkEnd w:id="21"/>
     <w:bookmarkEnd w:id="22"/>
+    <w:bookmarkEnd w:id="23"/>
     <w:sectPr>
       <w:footnotePr>
         <w:numRestart w:val="eachSect"/>
